--- a/medical_accident_its_analysis/manuscript/bmj_manuscript.docx
+++ b/medical_accident_its_analysis/manuscript/bmj_manuscript.docx
@@ -169,7 +169,7 @@
           <w:rFonts w:ascii="Times New Roman" w:hAnsi="Times New Roman"/>
           <w:sz w:val="24"/>
         </w:rPr>
-        <w:t>Physician workforce data from the National Survey of Physicians, Dentists, and Pharmacists (1994–2022, biennial); healthcare facility data from the Survey of Medical Institutions (2002–2024); specialist trainee data from the Japan Board of Medical Specialties (2018–2025). Twelve core medical specialties were analysed.</w:t>
+        <w:t>Physician workforce data from the National Survey of Physicians, Dentists, and Pharmacists (1994-2022, biennial); healthcare facility data from the Survey of Medical Institutions (2002-2024); specialist trainee data from the Japan Board of Medical Specialties (2018-2025). Twelve core medical specialties were analysed.</w:t>
       </w:r>
     </w:p>
     <w:p>
@@ -189,7 +189,7 @@
           <w:rFonts w:ascii="Times New Roman" w:hAnsi="Times New Roman"/>
           <w:sz w:val="24"/>
         </w:rPr>
-        <w:t>Specialty-specific physician counts, healthcare facility counts, and new specialist trainee enrolment. The main exposure variables were medical safety incident counts derived from three definitions: (1) the Japan Medical Safety Research Organisation (JMSR) mandatory reporting system (2015–2025); (2) medical malpractice litigation statistics from the Supreme Court of Japan (2004–2023); and (3) a composite index combining both sources.</w:t>
+        <w:t>Specialty-specific physician counts, healthcare facility counts, and new specialist trainee enrolment. The main exposure variables were medical safety incident counts derived from three definitions: (1) the Japan Medical Safety Research Organisation (JMSR) mandatory reporting system (2015-2025); (2) medical malpractice litigation statistics from the Supreme Court of Japan (2004-2023); and (3) a composite index combining both sources.</w:t>
       </w:r>
     </w:p>
     <w:p>
@@ -209,7 +209,7 @@
           <w:rFonts w:ascii="Times New Roman" w:hAnsi="Times New Roman"/>
           <w:sz w:val="24"/>
         </w:rPr>
-        <w:t>In cross-correlation analysis after detrending, obstetrics and gynaecology showed the strongest inverse association between incident reports and physician numbers across all three definitions (r=−0.95, lag +3 years). Additional specialties demonstrating strong delayed inverse associations (|r|&gt;0.9) included otolaryngology (r=−0.97, lag +6 years with litigation), dermatology (r=−0.99, lag +7 years), and urology (r=−0.94, lag +6 years with JMSR). The estimated lead time from incident occurrence to workforce impact averaged 1–3 years for physician counts but was near zero for facility counts. The estimated window period of the effect was 4–5 years on average. Segmented regression models demonstrated high goodness of fit (median R²=0.997). Linear trend projections forecast continued decline in general surgery (−260 physicians/year, −350 facilities/year) and obstetrics and gynaecology facilities (−65/year) through 2034, while emergency medicine and general practice trainee numbers are projected to increase.</w:t>
+        <w:t>In cross-correlation analysis after detrending, obstetrics and gynaecology showed the strongest inverse association between incident reports and physician numbers across all three definitions (r=-0.95, lag +3 years). Additional specialties demonstrating strong delayed inverse associations (|r|&gt;0.9) included otolaryngology (r=-0.97, lag +6 years with litigation), dermatology (r=-0.99, lag +7 years), and urology (r=-0.94, lag +6 years with JMSR). The estimated lead time from incident occurrence to workforce impact averaged 1-3 years for physician counts but was near zero for facility counts. The estimated window period of the effect was 4-5 years on average. Segmented regression models demonstrated high goodness of fit (median R²=0.997). Linear trend projections forecast continued decline in general surgery (-260 physicians/year, -350 facilities/year) and obstetrics and gynaecology facilities (-65/year) through 2034, while emergency medicine and general practice trainee numbers are projected to increase.</w:t>
       </w:r>
     </w:p>
     <w:p>
@@ -229,7 +229,7 @@
           <w:rFonts w:ascii="Times New Roman" w:hAnsi="Times New Roman"/>
           <w:sz w:val="24"/>
         </w:rPr>
-        <w:t>Medical safety incidents are followed by measurable reductions in specialty-specific physician supply, with a lead time of 1–3 years and effect duration of 4–5 years. Obstetrics and gynaecology and general surgery appear most vulnerable. These findings support proactive workforce planning that accounts for the downstream workforce effects of patient safety events.</w:t>
+        <w:t>Medical safety incidents are followed by measurable reductions in specialty-specific physician supply, with a lead time of 1-3 years and effect duration of 4-5 years. Obstetrics and gynaecology and general surgery appear most vulnerable. These findings support proactive workforce planning that accounts for the downstream workforce effects of patient safety events.</w:t>
       </w:r>
     </w:p>
     <w:p>
@@ -323,7 +323,7 @@
           <w:rFonts w:ascii="Times New Roman" w:hAnsi="Times New Roman"/>
           <w:sz w:val="24"/>
         </w:rPr>
-        <w:t>The estimated lead time of 1–3 years and window period of 4–5 years offer actionable parameters for workforce forecasting models.</w:t>
+        <w:t>The estimated lead time of 1-3 years and window period of 4-5 years offer actionable parameters for workforce forecasting models.</w:t>
       </w:r>
     </w:p>
     <w:p>
@@ -647,7 +647,7 @@
           <w:i w:val="0"/>
           <w:sz w:val="24"/>
         </w:rPr>
-        <w:t>Definition 1 (JMSR): Annual specialty-specific incident reports to the Japan Medical Safety Research Organisation for fiscal years 2015–2025.</w:t>
+        <w:t>Definition 1 (JMSR): Annual specialty-specific incident reports to the Japan Medical Safety Research Organisation for fiscal years 2015-2025.</w:t>
       </w:r>
       <w:r>
         <w:rPr>
@@ -680,7 +680,7 @@
           <w:i w:val="0"/>
           <w:sz w:val="24"/>
         </w:rPr>
-        <w:t>Definition 2 (Litigation): Annual specialty-specific medical malpractice closed-claim counts from the Supreme Court of Japan for 2004–2023.</w:t>
+        <w:t>Definition 2 (Litigation): Annual specialty-specific medical malpractice closed-claim counts from the Supreme Court of Japan for 2004-2023.</w:t>
       </w:r>
       <w:r>
         <w:rPr>
@@ -713,7 +713,7 @@
           <w:i w:val="0"/>
           <w:sz w:val="24"/>
         </w:rPr>
-        <w:t>Definition 3 (Composite): A composite index for the overlapping period (2015–2023) was constructed by min-max normalising each source to a [0,1] scale and averaging the normalised values.</w:t>
+        <w:t>Definition 3 (Composite): A composite index for the overlapping period (2015-2023) was constructed by min-max normalising each source to a [0,1] scale and averaging the normalised values.</w:t>
       </w:r>
     </w:p>
     <w:p>
@@ -739,7 +739,7 @@
           <w:i w:val="0"/>
           <w:sz w:val="24"/>
         </w:rPr>
-        <w:t>Specialty-specific physician counts were obtained from the National Survey of Physicians, Dentists, and Pharmacists (Ishi Shika Ishi Yakuzaishi Chosa), conducted biennially by the Ministry of Health, Labour and Welfare, covering 1994–2022 (with 2024 provisional estimates).</w:t>
+        <w:t>Specialty-specific physician counts were obtained from the National Survey of Physicians, Dentists, and Pharmacists (Ishi Shika Ishi Yakuzaishi Chosa), conducted biennially by the Ministry of Health, Labour and Welfare, covering 1994-2022 (with 2024 provisional estimates).</w:t>
       </w:r>
       <w:r>
         <w:rPr>
@@ -784,7 +784,7 @@
           <w:i w:val="0"/>
           <w:sz w:val="24"/>
         </w:rPr>
-        <w:t>Specialty-specific facility counts were obtained from the Survey of Medical Institutions (Iryo Shisetsu Dotai Chosa), covering 2002–2024.</w:t>
+        <w:t>Specialty-specific facility counts were obtained from the Survey of Medical Institutions (Iryo Shisetsu Dotai Chosa), covering 2002-2024.</w:t>
       </w:r>
       <w:r>
         <w:rPr>
@@ -829,7 +829,7 @@
           <w:i w:val="0"/>
           <w:sz w:val="24"/>
         </w:rPr>
-        <w:t>New specialist trainee (senkoi) enrolment counts by basic specialty domain were obtained from the Japan Board of Medical Specialties (Nihon Senmon-i Kiko) for 2018–2025.</w:t>
+        <w:t>New specialist trainee (senkoi) enrolment counts by basic specialty domain were obtained from the Japan Board of Medical Specialties (Nihon Senmon-i Kiko) for 2018-2025.</w:t>
       </w:r>
       <w:r>
         <w:rPr>
@@ -936,7 +936,7 @@
           <w:i/>
           <w:sz w:val="24"/>
         </w:rPr>
-        <w:t>Yₜ = β₀ + β₁·timeₜ + β₂·interventionₜ + β₃·time_afterₜ + β₄·accident_rateₜ + εₜ</w:t>
+        <w:t>Yₜ = beta₀ + beta₁*timeₜ + beta₂*interventionₜ + beta₃*time_afterₜ + beta₄*accident_rateₜ + εₜ</w:t>
       </w:r>
     </w:p>
     <w:p>
@@ -976,7 +976,7 @@
           <w:i w:val="0"/>
           <w:sz w:val="24"/>
         </w:rPr>
-        <w:t>To estimate the lead time (delay) between incident occurrence and workforce impact, we computed cross-correlation functions between detrended incident and outcome series. Both series were linearly detrended to remove shared secular trends before computing Pearson correlation coefficients at lags of −8 to +8 years. The lag with the most negative correlation was identified as the estimated lead time for each specialty-definition-outcome combination. A positive lag indicates that changes in incident counts precede changes in the outcome variable.</w:t>
+        <w:t>To estimate the lead time (delay) between incident occurrence and workforce impact, we computed cross-correlation functions between detrended incident and outcome series. Both series were linearly detrended to remove shared secular trends before computing Pearson correlation coefficients at lags of -8 to +8 years. The lag with the most negative correlation was identified as the estimated lead time for each specialty-definition-outcome combination. A positive lag indicates that changes in incident counts precede changes in the outcome variable.</w:t>
       </w:r>
     </w:p>
     <w:p>
@@ -1002,7 +1002,7 @@
           <w:i w:val="0"/>
           <w:sz w:val="24"/>
         </w:rPr>
-        <w:t>To estimate the duration over which incidents affect workforce outcomes (the window period), we employed an AIC-based model selection approach. For each specialty-definition-outcome combination, we fitted a series of models with binary intervention indicators of varying duration (1–10 years) beginning at the year of peak incident reporting. The window period was selected as the duration yielding the lowest AIC value.</w:t>
+        <w:t>To estimate the duration over which incidents affect workforce outcomes (the window period), we employed an AIC-based model selection approach. For each specialty-definition-outcome combination, we fitted a series of models with binary intervention indicators of varying duration (1-10 years) beginning at the year of peak incident reporting. The window period was selected as the duration yielding the lowest AIC value.</w:t>
       </w:r>
     </w:p>
     <w:p>
@@ -1209,7 +1209,7 @@
           <w:i/>
           <w:sz w:val="20"/>
         </w:rPr>
-        <w:t>Figure 1. Trends in medical safety incident counts by specialty and definition. Panel A: JMSR mandatory reports (2015–2025). Panel B: Medical malpractice litigation (2004–2023). The five specialties with the highest incident volumes are highlighted.</w:t>
+        <w:t>Figure 1. Trends in medical safety incident counts by specialty and definition. Panel A: JMSR mandatory reports (2015-2025). Panel B: Medical malpractice litigation (2004-2023). The five specialties with the highest incident volumes are highlighted.</w:t>
       </w:r>
     </w:p>
     <w:p>
@@ -1235,7 +1235,7 @@
           <w:i w:val="0"/>
           <w:sz w:val="24"/>
         </w:rPr>
-        <w:t>Table 1 presents the cross-correlation results for the specialty-definition-outcome combinations with the strongest inverse associations (|r| &gt; 0.9). The complete set of cross-correlation coefficients at optimal lag for all combinations is provided in supplementary table S3. Figure 2 shows the full cross-correlation function plots at lags −8 to +8 years for all 12 specialties.</w:t>
+        <w:t>Table 1 presents the cross-correlation results for the specialty-definition-outcome combinations with the strongest inverse associations (|r| &gt; 0.9). The complete set of cross-correlation coefficients at optimal lag for all combinations is provided in supplementary table S3. Figure 2 shows the full cross-correlation function plots at lags -8 to +8 years for all 12 specialties.</w:t>
       </w:r>
     </w:p>
     <w:p>
@@ -1446,7 +1446,7 @@
                 <w:rFonts w:ascii="Times New Roman" w:hAnsi="Times New Roman"/>
                 <w:sz w:val="18"/>
               </w:rPr>
-              <w:t>−0.946</w:t>
+              <w:t>-0.946</w:t>
             </w:r>
           </w:p>
         </w:tc>
@@ -1535,7 +1535,7 @@
                 <w:rFonts w:ascii="Times New Roman" w:hAnsi="Times New Roman"/>
                 <w:sz w:val="18"/>
               </w:rPr>
-              <w:t>−0.947</w:t>
+              <w:t>-0.947</w:t>
             </w:r>
           </w:p>
         </w:tc>
@@ -1624,7 +1624,7 @@
                 <w:rFonts w:ascii="Times New Roman" w:hAnsi="Times New Roman"/>
                 <w:sz w:val="18"/>
               </w:rPr>
-              <w:t>−0.945</w:t>
+              <w:t>-0.945</w:t>
             </w:r>
           </w:p>
         </w:tc>
@@ -1695,7 +1695,7 @@
                 <w:rFonts w:ascii="Times New Roman" w:hAnsi="Times New Roman"/>
                 <w:sz w:val="18"/>
               </w:rPr>
-              <w:t>−4</w:t>
+              <w:t>-4</w:t>
             </w:r>
           </w:p>
         </w:tc>
@@ -1713,7 +1713,7 @@
                 <w:rFonts w:ascii="Times New Roman" w:hAnsi="Times New Roman"/>
                 <w:sz w:val="18"/>
               </w:rPr>
-              <w:t>−0.959</w:t>
+              <w:t>-0.959</w:t>
             </w:r>
           </w:p>
         </w:tc>
@@ -1802,7 +1802,7 @@
                 <w:rFonts w:ascii="Times New Roman" w:hAnsi="Times New Roman"/>
                 <w:sz w:val="18"/>
               </w:rPr>
-              <w:t>−0.973</w:t>
+              <w:t>-0.973</w:t>
             </w:r>
           </w:p>
         </w:tc>
@@ -1891,7 +1891,7 @@
                 <w:rFonts w:ascii="Times New Roman" w:hAnsi="Times New Roman"/>
                 <w:sz w:val="18"/>
               </w:rPr>
-              <w:t>−0.988</w:t>
+              <w:t>-0.988</w:t>
             </w:r>
           </w:p>
         </w:tc>
@@ -1980,7 +1980,7 @@
                 <w:rFonts w:ascii="Times New Roman" w:hAnsi="Times New Roman"/>
                 <w:sz w:val="18"/>
               </w:rPr>
-              <w:t>−0.909</w:t>
+              <w:t>-0.909</w:t>
             </w:r>
           </w:p>
         </w:tc>
@@ -2051,7 +2051,7 @@
                 <w:rFonts w:ascii="Times New Roman" w:hAnsi="Times New Roman"/>
                 <w:sz w:val="18"/>
               </w:rPr>
-              <w:t>−3</w:t>
+              <w:t>-3</w:t>
             </w:r>
           </w:p>
         </w:tc>
@@ -2069,7 +2069,7 @@
                 <w:rFonts w:ascii="Times New Roman" w:hAnsi="Times New Roman"/>
                 <w:sz w:val="18"/>
               </w:rPr>
-              <w:t>−0.941</w:t>
+              <w:t>-0.941</w:t>
             </w:r>
           </w:p>
         </w:tc>
@@ -2158,7 +2158,7 @@
                 <w:rFonts w:ascii="Times New Roman" w:hAnsi="Times New Roman"/>
                 <w:sz w:val="18"/>
               </w:rPr>
-              <w:t>−0.981</w:t>
+              <w:t>-0.981</w:t>
             </w:r>
           </w:p>
         </w:tc>
@@ -2247,7 +2247,7 @@
                 <w:rFonts w:ascii="Times New Roman" w:hAnsi="Times New Roman"/>
                 <w:sz w:val="18"/>
               </w:rPr>
-              <w:t>−0.969</w:t>
+              <w:t>-0.969</w:t>
             </w:r>
           </w:p>
         </w:tc>
@@ -2304,7 +2304,7 @@
           <w:i/>
           <w:sz w:val="20"/>
         </w:rPr>
-        <w:t>Figure 2. Cross-correlation functions between incident counts (JMSR, litigation, and composite) and physician numbers (detrended) at lags −8 to +8 years for the 12 core specialties. Squares indicate the lag with the most negative correlation for each definition. Positive lags indicate that changes in incident counts precede changes in physician numbers.</w:t>
+        <w:t>Figure 2. Cross-correlation functions between incident counts (JMSR, litigation, and composite) and physician numbers (detrended) at lags -8 to +8 years for the 12 core specialties. Squares indicate the lag with the most negative correlation for each definition. Positive lags indicate that changes in incident counts precede changes in physician numbers.</w:t>
       </w:r>
     </w:p>
     <w:p>
@@ -2318,7 +2318,7 @@
           <w:i w:val="0"/>
           <w:sz w:val="24"/>
         </w:rPr>
-        <w:t>Obstetrics and gynaecology consistently demonstrated the strongest inverse association with physician counts across all three incident definitions (r = −0.946 to −0.947), with an estimated lead time of 3 years. Among all specialties, the mean lead time for physician count effects was 1.3 years (median 2.5 years); for facility counts, the mean was approximately 0 years (median 0 years), suggesting near-contemporaneous facility effects.</w:t>
+        <w:t>Obstetrics and gynaecology consistently demonstrated the strongest inverse association with physician counts across all three incident definitions (r = -0.946 to -0.947), with an estimated lead time of 3 years. Among all specialties, the mean lead time for physician count effects was 1.3 years (median 2.5 years); for facility counts, the mean was approximately 0 years (median 0 years), suggesting near-contemporaneous facility effects.</w:t>
       </w:r>
     </w:p>
     <w:p>
@@ -2332,7 +2332,7 @@
           <w:i w:val="0"/>
           <w:sz w:val="24"/>
         </w:rPr>
-        <w:t>Notably, several specialty-definition combinations yielded negative lag values, indicating that workforce changes preceded changes in incident reporting. Anaesthesiology showed a lag of −4 years against the composite incident definition (r = −0.959), and otolaryngology trainees showed a lag of −3 years against JMSR reports (r = −0.941). These negative lags raise the possibility of reverse causality: rather than safety incidents driving workforce decline, workforce shortages in these specialties may have preceded and contributed to increased incident reporting (see Discussion).</w:t>
+        <w:t>Notably, several specialty-definition combinations yielded negative lag values, indicating that workforce changes preceded changes in incident reporting. Anaesthesiology showed a lag of -4 years against the composite incident definition (r = -0.959), and otolaryngology trainees showed a lag of -3 years against JMSR reports (r = -0.941). These negative lags raise the possibility of reverse causality: rather than safety incidents driving workforce decline, workforce shortages in these specialties may have preceded and contributed to increased incident reporting (see Discussion).</w:t>
       </w:r>
     </w:p>
     <w:p>
@@ -3466,7 +3466,7 @@
           <w:i w:val="0"/>
           <w:sz w:val="24"/>
         </w:rPr>
-        <w:t>The mean estimated window period was 4.1 years for physician counts (median 4.0) and 4.2 years for facility counts (median 5.0) (table 3). Among individual specialties, obstetrics and gynaecology showed the longest estimated window period for physician effects (7–9 years depending on incident definition), while general surgery showed 7–10 years. Orthopaedic surgery and plastic surgery had shorter estimated windows (1–2 years). Full window period estimates for all specialty-definition-outcome combinations are provided in supplementary table S4.</w:t>
+        <w:t>The mean estimated window period was 4.1 years for physician counts (median 4.0) and 4.2 years for facility counts (median 5.0) (table 3). Among individual specialties, obstetrics and gynaecology showed the longest estimated window period for physician effects (7-9 years depending on incident definition), while general surgery showed 7-10 years. Orthopaedic surgery and plastic surgery had shorter estimated windows (1-2 years). Full window period estimates for all specialty-definition-outcome combinations are provided in supplementary table S4.</w:t>
       </w:r>
     </w:p>
     <w:p>
@@ -3712,7 +3712,7 @@
                 <w:rFonts w:ascii="Times New Roman" w:hAnsi="Times New Roman"/>
                 <w:sz w:val="18"/>
               </w:rPr>
-              <w:t>−0.1</w:t>
+              <w:t>-0.1</w:t>
             </w:r>
           </w:p>
         </w:tc>
@@ -3863,7 +3863,7 @@
           <w:i w:val="0"/>
           <w:sz w:val="24"/>
         </w:rPr>
-        <w:t>Cross-correlation between JMSR incident reports and trainee enrolment showed notable inverse associations for orthopaedic surgery (r=−0.91, lag +4 years), otolaryngology (r=−0.94, lag −3 years), and urology (r=−0.90, lag −4 years). However, the trainee data series is limited to 8 years (2018–2025), restricting statistical power and the reliability of lag estimation.</w:t>
+        <w:t>Cross-correlation between JMSR incident reports and trainee enrolment showed notable inverse associations for orthopaedic surgery (r=-0.91, lag +4 years), otolaryngology (r=-0.94, lag -3 years), and urology (r=-0.90, lag -4 years). However, the trainee data series is limited to 8 years (2018-2025), restricting statistical power and the reliability of lag estimation.</w:t>
       </w:r>
     </w:p>
     <w:p>
@@ -3902,7 +3902,7 @@
           <w:b/>
           <w:sz w:val="20"/>
         </w:rPr>
-        <w:t>Table 4. Projected workforce changes by specialty, 2025–2034</w:t>
+        <w:t>Table 4. Projected workforce changes by specialty, 2025-2034</w:t>
       </w:r>
     </w:p>
     <w:tbl>
@@ -4026,7 +4026,7 @@
                 <w:rFonts w:ascii="Times New Roman" w:hAnsi="Times New Roman"/>
                 <w:sz w:val="18"/>
               </w:rPr>
-              <w:t>−260</w:t>
+              <w:t>-260</w:t>
             </w:r>
           </w:p>
         </w:tc>
@@ -4044,7 +4044,7 @@
                 <w:rFonts w:ascii="Times New Roman" w:hAnsi="Times New Roman"/>
                 <w:sz w:val="18"/>
               </w:rPr>
-              <w:t>−350</w:t>
+              <w:t>-350</w:t>
             </w:r>
           </w:p>
         </w:tc>
@@ -4115,7 +4115,7 @@
                 <w:rFonts w:ascii="Times New Roman" w:hAnsi="Times New Roman"/>
                 <w:sz w:val="18"/>
               </w:rPr>
-              <w:t>−65</w:t>
+              <w:t>-65</w:t>
             </w:r>
           </w:p>
         </w:tc>
@@ -4186,7 +4186,7 @@
                 <w:rFonts w:ascii="Times New Roman" w:hAnsi="Times New Roman"/>
                 <w:sz w:val="18"/>
               </w:rPr>
-              <w:t>−256</w:t>
+              <w:t>-256</w:t>
             </w:r>
           </w:p>
         </w:tc>
@@ -4257,7 +4257,7 @@
                 <w:rFonts w:ascii="Times New Roman" w:hAnsi="Times New Roman"/>
                 <w:sz w:val="18"/>
               </w:rPr>
-              <w:t>−188</w:t>
+              <w:t>-188</w:t>
             </w:r>
           </w:p>
         </w:tc>
@@ -4275,7 +4275,7 @@
                 <w:rFonts w:ascii="Times New Roman" w:hAnsi="Times New Roman"/>
                 <w:sz w:val="18"/>
               </w:rPr>
-              <w:t>−5</w:t>
+              <w:t>-5</w:t>
             </w:r>
           </w:p>
         </w:tc>
@@ -4328,7 +4328,7 @@
                 <w:rFonts w:ascii="Times New Roman" w:hAnsi="Times New Roman"/>
                 <w:sz w:val="18"/>
               </w:rPr>
-              <w:t>−34</w:t>
+              <w:t>-34</w:t>
             </w:r>
           </w:p>
         </w:tc>
@@ -4452,7 +4452,7 @@
                 <w:rFonts w:ascii="Times New Roman" w:hAnsi="Times New Roman"/>
                 <w:sz w:val="18"/>
               </w:rPr>
-              <w:t>−16</w:t>
+              <w:t>-16</w:t>
             </w:r>
           </w:p>
         </w:tc>
@@ -4470,7 +4470,7 @@
                 <w:rFonts w:ascii="Times New Roman" w:hAnsi="Times New Roman"/>
                 <w:sz w:val="18"/>
               </w:rPr>
-              <w:t>−97</w:t>
+              <w:t>-97</w:t>
             </w:r>
           </w:p>
         </w:tc>
@@ -4488,7 +4488,7 @@
                 <w:rFonts w:ascii="Times New Roman" w:hAnsi="Times New Roman"/>
                 <w:sz w:val="18"/>
               </w:rPr>
-              <w:t>−5</w:t>
+              <w:t>-5</w:t>
             </w:r>
           </w:p>
         </w:tc>
@@ -4701,7 +4701,7 @@
           <w:i/>
           <w:sz w:val="20"/>
         </w:rPr>
-        <w:t>Figure 7. Projected physician counts for selected specialties, 2025–2034, based on linear trend extrapolation with 95% prediction intervals.</w:t>
+        <w:t>Figure 7. Projected physician counts for selected specialties, 2025-2034, based on linear trend extrapolation with 95% prediction intervals.</w:t>
       </w:r>
     </w:p>
     <w:p>
@@ -4754,7 +4754,7 @@
           <w:i/>
           <w:sz w:val="20"/>
         </w:rPr>
-        <w:t>Figure 8. Projected facility counts for selected specialties, 2025–2034, based on linear trend extrapolation with 95% prediction intervals.</w:t>
+        <w:t>Figure 8. Projected facility counts for selected specialties, 2025-2034, based on linear trend extrapolation with 95% prediction intervals.</w:t>
       </w:r>
     </w:p>
     <w:p>
@@ -4807,7 +4807,7 @@
           <w:i/>
           <w:sz w:val="20"/>
         </w:rPr>
-        <w:t>Figure 9. Projected specialist trainee enrolment for selected specialties, 2025–2034, based on linear trend extrapolation with 95% prediction intervals.</w:t>
+        <w:t>Figure 9. Projected specialist trainee enrolment for selected specialties, 2025-2034, based on linear trend extrapolation with 95% prediction intervals.</w:t>
       </w:r>
     </w:p>
     <w:p>
@@ -4850,7 +4850,7 @@
           <w:i w:val="0"/>
           <w:sz w:val="24"/>
         </w:rPr>
-        <w:t>This study provides the first systematic, multi-specialty analysis of the temporal association between medical safety incidents and physician workforce dynamics. Using three complementary incident definitions and national administrative data from Japan, we found that incident reports are followed by reductions in specialty-specific physician supply, with an estimated lead time of 1–3 years and an effect duration (window period) of 4–5 years. Obstetrics and gynaecology showed the most consistent and strongest associations, corroborating previous findings from the Fukushima prosecution case,</w:t>
+        <w:t>This study provides the first systematic, multi-specialty analysis of the temporal association between medical safety incidents and physician workforce dynamics. Using three complementary incident definitions and national administrative data from Japan, we found that incident reports are followed by reductions in specialty-specific physician supply, with an estimated lead time of 1-3 years and an effect duration (window period) of 4-5 years. Obstetrics and gynaecology showed the most consistent and strongest associations, corroborating previous findings from the Fukushima prosecution case,</w:t>
       </w:r>
       <w:r>
         <w:rPr>
@@ -4976,7 +4976,7 @@
           <w:i w:val="0"/>
           <w:sz w:val="24"/>
         </w:rPr>
-        <w:t>However, the present study extends this literature in several important ways. First, we simultaneously analysed 12 specialties, revealing that the phenomenon is not limited to obstetrics. The strong inverse associations observed for otolaryngology (r=−0.97), dermatology (r=−0.99), and urology (r=−0.94)—specialties not traditionally considered “high-risk” for malpractice—suggest that the workforce impact of safety incidents may be more widespread than previously recognised. Second, the explicit estimation of lead time and window period parameters is novel, and provides actionable inputs for workforce forecasting models. Third, the use of three complementary incident definitions (mandatory safety reporting, litigation, and composite) strengthens the triangulation of findings.</w:t>
+        <w:t>However, the present study extends this literature in several important ways. First, we simultaneously analysed 12 specialties, revealing that the phenomenon is not limited to obstetrics. The strong inverse associations observed for otolaryngology (r=-0.97), dermatology (r=-0.99), and urology (r=-0.94)—specialties not traditionally considered “high-risk” for malpractice—suggest that the workforce impact of safety incidents may be more widespread than previously recognised. Second, the explicit estimation of lead time and window period parameters is novel, and provides actionable inputs for workforce forecasting models. Third, the use of three complementary incident definitions (mandatory safety reporting, litigation, and composite) strengthens the triangulation of findings.</w:t>
       </w:r>
     </w:p>
     <w:p>
@@ -4990,7 +4990,7 @@
           <w:i w:val="0"/>
           <w:sz w:val="24"/>
         </w:rPr>
-        <w:t>The near-zero lag observed for facility counts, compared with the 1–3 year lag for physician counts, has a plausible mechanistic interpretation: facility closure or de-registration of a specialty is a more proximate and binary event (a decision to stop providing a service) than the gradual attrition of physicians from a specialty through retirement, career change, or reduced recruitment.</w:t>
+        <w:t>The near-zero lag observed for facility counts, compared with the 1-3 year lag for physician counts, has a plausible mechanistic interpretation: facility closure or de-registration of a specialty is a more proximate and binary event (a decision to stop providing a service) than the gradual attrition of physicians from a specialty through retirement, career change, or reduced recruitment.</w:t>
       </w:r>
     </w:p>
     <w:p>
@@ -5056,7 +5056,7 @@
           <w:i w:val="0"/>
           <w:sz w:val="24"/>
         </w:rPr>
-        <w:t>Anaesthesiology is a notable example. The −4 year lag against the composite incident definition (r = −0.959) suggests that reductions in the anaesthesiology workforce may have preceded the subsequent increase in reported incidents. This is mechanistically plausible: understaffed departments face higher per-physician caseloads, fatigue, and reduced supervision of trainees, all of which are established risk factors for adverse events.</w:t>
+        <w:t>Anaesthesiology is a notable example. The -4 year lag against the composite incident definition (r = -0.959) suggests that reductions in the anaesthesiology workforce may have preceded the subsequent increase in reported incidents. This is mechanistically plausible: understaffed departments face higher per-physician caseloads, fatigue, and reduced supervision of trainees, all of which are established risk factors for adverse events.</w:t>
       </w:r>
       <w:r>
         <w:rPr>
@@ -5075,7 +5075,7 @@
           <w:i w:val="0"/>
           <w:sz w:val="24"/>
         </w:rPr>
-        <w:t xml:space="preserve"> Similarly, the −3 year lag for otolaryngology trainees implies that declining trainee enrolment preceded rather than followed incident reports.</w:t>
+        <w:t xml:space="preserve"> Similarly, the -3 year lag for otolaryngology trainees implies that declining trainee enrolment preceded rather than followed incident reports.</w:t>
       </w:r>
     </w:p>
     <w:p>
@@ -5162,7 +5162,7 @@
           <w:i w:val="0"/>
           <w:sz w:val="24"/>
         </w:rPr>
-        <w:t xml:space="preserve"> The litigation series, while longer (2004–2023), has its own limitations in coverage. Second, the biennial physician survey data required linear interpolation to annual values, which may smooth short-term fluctuations. Third, the ITS segmented regression approach assumes that the intervention (peak incident year) is exogenous and discrete, whereas in reality, incident reporting is continuous and endogenous to system-level changes (such as the establishment of the JMSR itself). Fourth, we cannot establish causality. The observation of both positive and negative lag values across specialties indicates that the causal direction may not be uniform, and unmeasured confounders—including demographic shifts, changes in medical school capacity, remuneration differentials, lifestyle preferences, and policy interventions such as the 2004 introduction of the new postgraduate clinical training system—may explain some or all of the observed associations. Fifth, the positive direction of the contemporaneous regression coefficients highlights the difficulty of separating the incident signal from secular trends in a relatively short time series. Sixth, the specialist trainee data cover only 2018–2025 (8 years), severely limiting statistical power for this outcome.</w:t>
+        <w:t xml:space="preserve"> The litigation series, while longer (2004-2023), has its own limitations in coverage. Second, the biennial physician survey data required linear interpolation to annual values, which may smooth short-term fluctuations. Third, the ITS segmented regression approach assumes that the intervention (peak incident year) is exogenous and discrete, whereas in reality, incident reporting is continuous and endogenous to system-level changes (such as the establishment of the JMSR itself). Fourth, we cannot establish causality. The observation of both positive and negative lag values across specialties indicates that the causal direction may not be uniform, and unmeasured confounders—including demographic shifts, changes in medical school capacity, remuneration differentials, lifestyle preferences, and policy interventions such as the 2004 introduction of the new postgraduate clinical training system—may explain some or all of the observed associations. Fifth, the positive direction of the contemporaneous regression coefficients highlights the difficulty of separating the incident signal from secular trends in a relatively short time series. Sixth, the specialist trainee data cover only 2018-2025 (8 years), severely limiting statistical power for this outcome.</w:t>
       </w:r>
     </w:p>
     <w:p>
@@ -5188,7 +5188,7 @@
           <w:i w:val="0"/>
           <w:sz w:val="24"/>
         </w:rPr>
-        <w:t>Despite these limitations, our findings have practical implications for workforce planning. The estimated lead time of 1–3 years suggests a window of opportunity for policy intervention between the occurrence of a high-profile safety incident and its downstream workforce effects. The estimated window period of 4–5 years indicates that effects are not permanent but may persist long enough to cause meaningful service disruption, particularly in specialties already experiencing workforce contraction (general surgery, obstetrics and gynaecology). Systems that can monitor incident reporting trends in near-real time could use these parameters to anticipate and mitigate workforce disruptions through targeted recruitment incentives, workload redistribution, or public communication strategies.</w:t>
+        <w:t>Despite these limitations, our findings have practical implications for workforce planning. The estimated lead time of 1-3 years suggests a window of opportunity for policy intervention between the occurrence of a high-profile safety incident and its downstream workforce effects. The estimated window period of 4-5 years indicates that effects are not permanent but may persist long enough to cause meaningful service disruption, particularly in specialties already experiencing workforce contraction (general surgery, obstetrics and gynaecology). Systems that can monitor incident reporting trends in near-real time could use these parameters to anticipate and mitigate workforce disruptions through targeted recruitment incentives, workload redistribution, or public communication strategies.</w:t>
       </w:r>
     </w:p>
     <w:p>
@@ -5228,7 +5228,7 @@
           <w:i w:val="0"/>
           <w:sz w:val="24"/>
         </w:rPr>
-        <w:t>Medical safety incidents in Japan are followed by measurable reductions in specialty-specific physician supply, with a lead time of 1–3 years and an effect duration of 4–5 years. Obstetrics and gynaecology and general surgery are the most affected specialties. These temporal parameters can be incorporated into workforce forecasting models to enable proactive planning. Further research using longer time series, individual-level panel data, and causal inference methods is needed to confirm these associations and elucidate the underlying mechanisms.</w:t>
+        <w:t>Medical safety incidents in Japan are followed by measurable reductions in specialty-specific physician supply, with a lead time of 1-3 years and an effect duration of 4-5 years. Obstetrics and gynaecology and general surgery are the most affected specialties. These temporal parameters can be incorporated into workforce forecasting models to enable proactive planning. Further research using longer time series, individual-level panel data, and causal inference methods is needed to confirm these associations and elucidate the underlying mechanisms.</w:t>
       </w:r>
     </w:p>
     <w:p>
@@ -5353,7 +5353,7 @@
           <w:rFonts w:ascii="Times New Roman" w:hAnsi="Times New Roman"/>
           <w:sz w:val="20"/>
         </w:rPr>
-        <w:t>9. Ishikawa T. Distribution and retention of obstetrician-gynecologists in Japan: a longitudinal study, 1996–2016. Nihon Iji Shimpo 2021. [in Japanese]</w:t>
+        <w:t>9. Ishikawa T. Distribution and retention of obstetrician-gynecologists in Japan: a longitudinal study, 1996-2016. Nihon Iji Shimpo 2021. [in Japanese]</w:t>
       </w:r>
     </w:p>
     <w:p>
@@ -6078,7 +6078,7 @@
                 <w:rFonts w:ascii="Times New Roman" w:hAnsi="Times New Roman"/>
                 <w:sz w:val="16"/>
               </w:rPr>
-              <w:t>Introduction ¶1–4</w:t>
+              <w:t>Introduction ¶1-4</w:t>
             </w:r>
           </w:p>
         </w:tc>
@@ -6406,7 +6406,7 @@
                 <w:rFonts w:ascii="Times New Roman" w:hAnsi="Times New Roman"/>
                 <w:sz w:val="16"/>
               </w:rPr>
-              <w:t>Methods: Data sources (Definitions 1–3); Statistical analysis</w:t>
+              <w:t>Methods: Data sources (Definitions 1-3); Statistical analysis</w:t>
             </w:r>
           </w:p>
         </w:tc>
@@ -6782,7 +6782,7 @@
                 <w:rFonts w:ascii="Times New Roman" w:hAnsi="Times New Roman"/>
                 <w:sz w:val="16"/>
               </w:rPr>
-              <w:t>Results; Tables 1–4</w:t>
+              <w:t>Results; Tables 1-4</w:t>
             </w:r>
           </w:p>
         </w:tc>
@@ -6829,7 +6829,7 @@
                 <w:rFonts w:ascii="Times New Roman" w:hAnsi="Times New Roman"/>
                 <w:sz w:val="16"/>
               </w:rPr>
-              <w:t>Results: Tables 1–4; Figures 2–9</w:t>
+              <w:t>Results: Tables 1-4; Figures 2-9</w:t>
             </w:r>
           </w:p>
         </w:tc>
@@ -7345,7 +7345,7 @@
                 <w:rFonts w:ascii="Times New Roman" w:hAnsi="Times New Roman"/>
                 <w:sz w:val="16"/>
               </w:rPr>
-              <w:t>Title (Japan); Abstract (1994–2025)</w:t>
+              <w:t>Title (Japan); Abstract (1994-2025)</w:t>
             </w:r>
           </w:p>
         </w:tc>
@@ -7585,7 +7585,7 @@
                 <w:rFonts w:ascii="Times New Roman" w:hAnsi="Times New Roman"/>
                 <w:sz w:val="16"/>
               </w:rPr>
-              <w:t>Methods: Data sources (Definitions 1–3)</w:t>
+              <w:t>Methods: Data sources (Definitions 1-3)</w:t>
             </w:r>
           </w:p>
         </w:tc>
@@ -7681,7 +7681,7 @@
                 <w:rFonts w:ascii="Times New Roman" w:hAnsi="Times New Roman"/>
                 <w:sz w:val="16"/>
               </w:rPr>
-              <w:t>Methods: Biennial data interpolated; min–max normalisation for composite</w:t>
+              <w:t>Methods: Biennial data interpolated; min-max normalisation for composite</w:t>
             </w:r>
           </w:p>
         </w:tc>
@@ -7812,7 +7812,7 @@
           <w:i/>
           <w:sz w:val="24"/>
         </w:rPr>
-        <w:t>Coefficients from segmented regression models: Yₜ = β₀ + β₁·time + β₂·intervention + β₃·time_after + β₄·accident_rate + εₜ. P values &lt; 0.05 shown in bold in the source data.</w:t>
+        <w:t>Coefficients from segmented regression models: Yₜ = beta₀ + beta₁*time + beta₂*intervention + beta₃*time_after + beta₄*accident_rate + εₜ. P values &lt; 0.05 shown in bold in the source data.</w:t>
       </w:r>
     </w:p>
     <w:tbl>
@@ -31361,7 +31361,7 @@
     <w:lvl w:ilvl="0">
       <w:start w:val="1"/>
       <w:numFmt w:val="bullet"/>
-      <w:lvlText w:val=""/>
+      <w:lvlText w:val="*"/>
       <w:lvlJc w:val="left"/>
       <w:pPr>
         <w:tabs>
@@ -31382,7 +31382,7 @@
       <w:start w:val="1"/>
       <w:numFmt w:val="bullet"/>
       <w:pStyle w:val="ListBullet3"/>
-      <w:lvlText w:val=""/>
+      <w:lvlText w:val="*"/>
       <w:lvlJc w:val="left"/>
       <w:pPr>
         <w:tabs>
@@ -31403,7 +31403,7 @@
       <w:start w:val="1"/>
       <w:numFmt w:val="bullet"/>
       <w:pStyle w:val="ListBullet2"/>
-      <w:lvlText w:val=""/>
+      <w:lvlText w:val="*"/>
       <w:lvlJc w:val="left"/>
       <w:pPr>
         <w:tabs>
@@ -31442,7 +31442,7 @@
       <w:start w:val="1"/>
       <w:numFmt w:val="bullet"/>
       <w:pStyle w:val="ListBullet"/>
-      <w:lvlText w:val=""/>
+      <w:lvlText w:val="*"/>
       <w:lvlJc w:val="left"/>
       <w:pPr>
         <w:tabs>
@@ -55186,10 +55186,10 @@
         <a:latin typeface="Calibri"/>
         <a:ea typeface=""/>
         <a:cs typeface=""/>
-        <a:font script="Jpan" typeface="ＭＳ ゴシック"/>
-        <a:font script="Hang" typeface="맑은 고딕"/>
-        <a:font script="Hans" typeface="宋体"/>
-        <a:font script="Hant" typeface="新細明體"/>
+        <a:font script="Jpan" typeface="MS Gothic"/>
+        <a:font script="Hang" typeface="Malgun Gothic"/>
+        <a:font script="Hans" typeface="SimSun"/>
+        <a:font script="Hant" typeface="PMingLiU"/>
         <a:font script="Arab" typeface="Times New Roman"/>
         <a:font script="Hebr" typeface="Times New Roman"/>
         <a:font script="Thai" typeface="Angsana New"/>
@@ -55221,10 +55221,10 @@
         <a:latin typeface="Cambria"/>
         <a:ea typeface=""/>
         <a:cs typeface=""/>
-        <a:font script="Jpan" typeface="ＭＳ 明朝"/>
-        <a:font script="Hang" typeface="맑은 고딕"/>
-        <a:font script="Hans" typeface="宋体"/>
-        <a:font script="Hant" typeface="新細明體"/>
+        <a:font script="Jpan" typeface="MS Mincho"/>
+        <a:font script="Hang" typeface="Malgun Gothic"/>
+        <a:font script="Hans" typeface="SimSun"/>
+        <a:font script="Hant" typeface="PMingLiU"/>
         <a:font script="Arab" typeface="Arial"/>
         <a:font script="Hebr" typeface="Arial"/>
         <a:font script="Thai" typeface="Cordia New"/>
